--- a/Титульник К.docx
+++ b/Титульник К.docx
@@ -41,16 +41,14 @@
         </w:rPr>
         <w:t xml:space="preserve">ПЕНЗЕНСКИЙ </w:t>
       </w:r>
-      <w:proofErr w:type="gramStart"/>
       <w:r>
         <w:rPr>
           <w:rFonts w:ascii="Times New Roman" w:hAnsi="Times New Roman"/>
           <w:sz w:val="24"/>
           <w:szCs w:val="24"/>
         </w:rPr>
-        <w:t>ГОСУДАРСТВЕННЫЙ  УНИВЕРСИТЕТ</w:t>
-      </w:r>
-      <w:proofErr w:type="gramEnd"/>
+        <w:t>ГОСУДАРСТВЕННЫЙ УНИВЕРСИТЕТ</w:t>
+      </w:r>
     </w:p>
     <w:p>
       <w:pPr>
@@ -377,8 +375,8 @@
         <w:outlineLvl w:val="0"/>
         <w:rPr>
           <w:rFonts w:ascii="Times New Roman" w:hAnsi="Times New Roman"/>
-          <w:sz w:val="24"/>
-          <w:szCs w:val="24"/>
+          <w:sz w:val="26"/>
+          <w:szCs w:val="26"/>
         </w:rPr>
       </w:pPr>
       <w:r>
@@ -397,22 +395,13 @@
           <w:szCs w:val="26"/>
           <w:u w:val="single"/>
         </w:rPr>
-        <w:t>                   ____</w:t>
-      </w:r>
-      <w:r>
-        <w:rPr>
-          <w:rFonts w:ascii="Times New Roman" w:hAnsi="Times New Roman"/>
-          <w:sz w:val="26"/>
-          <w:szCs w:val="26"/>
-          <w:u w:val="single"/>
-        </w:rPr>
-        <w:t xml:space="preserve"> </w:t>
-      </w:r>
-      <w:r>
-        <w:rPr>
-          <w:rFonts w:ascii="Times New Roman" w:hAnsi="Times New Roman"/>
-          <w:sz w:val="24"/>
-          <w:szCs w:val="24"/>
+        <w:t>                   </w:t>
+      </w:r>
+      <w:r>
+        <w:rPr>
+          <w:rFonts w:ascii="Times New Roman" w:hAnsi="Times New Roman"/>
+          <w:sz w:val="26"/>
+          <w:szCs w:val="26"/>
           <w:u w:val="single"/>
         </w:rPr>
         <w:t>Малышев Николай Дмитриевич</w:t>
@@ -420,11 +409,11 @@
       <w:r>
         <w:rPr>
           <w:rFonts w:ascii="Times New Roman" w:hAnsi="Times New Roman"/>
-          <w:sz w:val="24"/>
-          <w:szCs w:val="24"/>
-          <w:u w:val="single"/>
-        </w:rPr>
-        <w:t>                                            </w:t>
+          <w:sz w:val="26"/>
+          <w:szCs w:val="26"/>
+          <w:u w:val="single"/>
+        </w:rPr>
+        <w:t xml:space="preserve">                                             </w:t>
       </w:r>
     </w:p>
     <w:p>
@@ -795,6 +784,7 @@
           <w:tab w:val="left" w:pos="5954"/>
           <w:tab w:val="left" w:pos="9356"/>
         </w:tabs>
+        <w:outlineLvl w:val="0"/>
         <w:rPr>
           <w:rFonts w:ascii="Times New Roman" w:hAnsi="Times New Roman"/>
           <w:sz w:val="26"/>
@@ -861,25 +851,7 @@
           <w:szCs w:val="26"/>
           <w:u w:val="single"/>
         </w:rPr>
-        <w:t>Карамышева</w:t>
-      </w:r>
-      <w:r>
-        <w:rPr>
-          <w:rFonts w:ascii="Times New Roman" w:hAnsi="Times New Roman"/>
-          <w:sz w:val="26"/>
-          <w:szCs w:val="26"/>
-          <w:u w:val="single"/>
-        </w:rPr>
-        <w:t xml:space="preserve"> Н.С</w:t>
-      </w:r>
-      <w:r>
-        <w:rPr>
-          <w:rFonts w:ascii="Times New Roman" w:hAnsi="Times New Roman"/>
-          <w:sz w:val="26"/>
-          <w:szCs w:val="26"/>
-          <w:u w:val="single"/>
-        </w:rPr>
-        <w:t>.</w:t>
+        <w:t>Зинкин С.А.</w:t>
       </w:r>
     </w:p>
     <w:p>
@@ -1139,16 +1111,14 @@
         </w:rPr>
         <w:t xml:space="preserve">ПЕНЗЕНСКИЙ </w:t>
       </w:r>
-      <w:proofErr w:type="gramStart"/>
       <w:r>
         <w:rPr>
           <w:rFonts w:ascii="Times New Roman" w:hAnsi="Times New Roman"/>
           <w:sz w:val="24"/>
           <w:szCs w:val="24"/>
         </w:rPr>
-        <w:t>ГОСУДАРСТВЕННЫЙ  УНИВЕРСИТЕТ</w:t>
-      </w:r>
-      <w:proofErr w:type="gramEnd"/>
+        <w:t>ГОСУДАРСТВЕННЫЙ УНИВЕРСИТЕТ</w:t>
+      </w:r>
     </w:p>
     <w:p>
       <w:pPr>
@@ -1520,7 +1490,7 @@
           <w:szCs w:val="26"/>
           <w:u w:val="single"/>
         </w:rPr>
-        <w:t xml:space="preserve">                                             </w:t>
+        <w:t>                                            </w:t>
       </w:r>
     </w:p>
     <w:p>
@@ -1881,61 +1851,7 @@
           <w:szCs w:val="26"/>
           <w:u w:val="single"/>
         </w:rPr>
-        <w:t>д.т.н., профессор</w:t>
-      </w:r>
-      <w:r>
-        <w:rPr>
-          <w:rFonts w:ascii="Times New Roman" w:hAnsi="Times New Roman"/>
-          <w:sz w:val="26"/>
-          <w:szCs w:val="26"/>
-          <w:u w:val="single"/>
-        </w:rPr>
-        <w:t>,</w:t>
-      </w:r>
-      <w:r>
-        <w:rPr>
-          <w:rFonts w:ascii="Times New Roman" w:hAnsi="Times New Roman"/>
-          <w:sz w:val="26"/>
-          <w:szCs w:val="26"/>
-          <w:u w:val="single"/>
-        </w:rPr>
-        <w:t xml:space="preserve"> </w:t>
-      </w:r>
-      <w:r>
-        <w:rPr>
-          <w:rFonts w:ascii="Times New Roman" w:hAnsi="Times New Roman"/>
-          <w:sz w:val="26"/>
-          <w:szCs w:val="26"/>
-          <w:u w:val="single"/>
-        </w:rPr>
-        <w:t>Карамышева</w:t>
-      </w:r>
-      <w:r>
-        <w:rPr>
-          <w:rFonts w:ascii="Times New Roman" w:hAnsi="Times New Roman"/>
-          <w:sz w:val="26"/>
-          <w:szCs w:val="26"/>
-          <w:u w:val="single"/>
-        </w:rPr>
-        <w:t xml:space="preserve"> Н.С</w:t>
-      </w:r>
-      <w:r>
-        <w:rPr>
-          <w:rFonts w:ascii="Times New Roman" w:hAnsi="Times New Roman"/>
-          <w:sz w:val="26"/>
-          <w:szCs w:val="26"/>
-          <w:u w:val="single"/>
-        </w:rPr>
-        <w:t>.</w:t>
-      </w:r>
-      <w:r>
-        <w:rPr>
-          <w:rFonts w:ascii="Times New Roman" w:hAnsi="Times New Roman"/>
-          <w:sz w:val="26"/>
-          <w:szCs w:val="26"/>
-          <w:u w:val="single"/>
-        </w:rPr>
-        <w:t xml:space="preserve"> </w:t>
+        <w:t>д.т.н., профессор, Зинкин С.А.</w:t>
       </w:r>
     </w:p>
     <w:p>
@@ -2545,7 +2461,7 @@
                 <w:sz w:val="28"/>
                 <w:szCs w:val="28"/>
               </w:rPr>
-              <w:t>3</w:t>
+              <w:t>15</w:t>
             </w:r>
           </w:p>
         </w:tc>
@@ -2577,15 +2493,7 @@
                 <w:sz w:val="28"/>
                 <w:szCs w:val="28"/>
               </w:rPr>
-              <w:t>2</w:t>
-            </w:r>
-            <w:r>
-              <w:rPr>
-                <w:iCs/>
-                <w:sz w:val="28"/>
-                <w:szCs w:val="28"/>
-              </w:rPr>
-              <w:t>5</w:t>
+              <w:t>26</w:t>
             </w:r>
             <w:r>
               <w:rPr>
@@ -2638,15 +2546,7 @@
                 <w:sz w:val="28"/>
                 <w:szCs w:val="28"/>
               </w:rPr>
-              <w:t>2</w:t>
-            </w:r>
-            <w:r>
-              <w:rPr>
-                <w:iCs/>
-                <w:sz w:val="28"/>
-                <w:szCs w:val="28"/>
-              </w:rPr>
-              <w:t>5</w:t>
+              <w:t>28</w:t>
             </w:r>
             <w:r>
               <w:rPr>
@@ -2800,7 +2700,7 @@
                 <w:sz w:val="28"/>
                 <w:szCs w:val="28"/>
               </w:rPr>
-              <w:t>4</w:t>
+              <w:t>43</w:t>
             </w:r>
           </w:p>
         </w:tc>
@@ -2832,31 +2732,7 @@
                 <w:sz w:val="28"/>
                 <w:szCs w:val="28"/>
               </w:rPr>
-              <w:t>25</w:t>
-            </w:r>
-            <w:r>
-              <w:rPr>
-                <w:iCs/>
-                <w:sz w:val="28"/>
-                <w:szCs w:val="28"/>
-              </w:rPr>
-              <w:t>.0</w:t>
-            </w:r>
-            <w:r>
-              <w:rPr>
-                <w:iCs/>
-                <w:sz w:val="28"/>
-                <w:szCs w:val="28"/>
-              </w:rPr>
-              <w:t>6</w:t>
-            </w:r>
-            <w:r>
-              <w:rPr>
-                <w:iCs/>
-                <w:sz w:val="28"/>
-                <w:szCs w:val="28"/>
-              </w:rPr>
-              <w:t>.26</w:t>
+              <w:t>01.07.26</w:t>
             </w:r>
             <w:r>
               <w:rPr>
@@ -2885,23 +2761,23 @@
                 <w:sz w:val="28"/>
                 <w:szCs w:val="28"/>
               </w:rPr>
-              <w:t>25</w:t>
-            </w:r>
-            <w:r>
-              <w:rPr>
-                <w:iCs/>
-                <w:sz w:val="28"/>
-                <w:szCs w:val="28"/>
-              </w:rPr>
-              <w:t>.0</w:t>
-            </w:r>
-            <w:r>
-              <w:rPr>
-                <w:iCs/>
-                <w:sz w:val="28"/>
-                <w:szCs w:val="28"/>
-              </w:rPr>
-              <w:t>6</w:t>
+              <w:t>0</w:t>
+            </w:r>
+            <w:r>
+              <w:rPr>
+                <w:iCs/>
+                <w:sz w:val="28"/>
+                <w:szCs w:val="28"/>
+              </w:rPr>
+              <w:t>3</w:t>
+            </w:r>
+            <w:r>
+              <w:rPr>
+                <w:iCs/>
+                <w:sz w:val="28"/>
+                <w:szCs w:val="28"/>
+              </w:rPr>
+              <w:t>.07</w:t>
             </w:r>
             <w:r>
               <w:rPr>
@@ -3049,7 +2925,7 @@
                 <w:sz w:val="28"/>
                 <w:szCs w:val="28"/>
               </w:rPr>
-              <w:t>2</w:t>
+              <w:t>18</w:t>
             </w:r>
           </w:p>
         </w:tc>
@@ -3081,31 +2957,15 @@
                 <w:sz w:val="28"/>
                 <w:szCs w:val="28"/>
               </w:rPr>
-              <w:t>25</w:t>
-            </w:r>
-            <w:r>
-              <w:rPr>
-                <w:iCs/>
-                <w:sz w:val="28"/>
-                <w:szCs w:val="28"/>
-              </w:rPr>
-              <w:t>.0</w:t>
-            </w:r>
-            <w:r>
-              <w:rPr>
-                <w:iCs/>
-                <w:sz w:val="28"/>
-                <w:szCs w:val="28"/>
-              </w:rPr>
-              <w:t>6</w:t>
-            </w:r>
-            <w:r>
-              <w:rPr>
-                <w:iCs/>
-                <w:sz w:val="28"/>
-                <w:szCs w:val="28"/>
-              </w:rPr>
-              <w:t>.2</w:t>
+              <w:t>03</w:t>
+            </w:r>
+            <w:r>
+              <w:rPr>
+                <w:iCs/>
+                <w:sz w:val="28"/>
+                <w:szCs w:val="28"/>
+              </w:rPr>
+              <w:t>.07.2</w:t>
             </w:r>
             <w:r>
               <w:rPr>
@@ -3142,31 +3002,15 @@
                 <w:sz w:val="28"/>
                 <w:szCs w:val="28"/>
               </w:rPr>
-              <w:t>26</w:t>
-            </w:r>
-            <w:r>
-              <w:rPr>
-                <w:iCs/>
-                <w:sz w:val="28"/>
-                <w:szCs w:val="28"/>
-              </w:rPr>
-              <w:t>.0</w:t>
-            </w:r>
-            <w:r>
-              <w:rPr>
-                <w:iCs/>
-                <w:sz w:val="28"/>
-                <w:szCs w:val="28"/>
-              </w:rPr>
-              <w:t>6</w:t>
-            </w:r>
-            <w:r>
-              <w:rPr>
-                <w:iCs/>
-                <w:sz w:val="28"/>
-                <w:szCs w:val="28"/>
-              </w:rPr>
-              <w:t>.2</w:t>
+              <w:t>04</w:t>
+            </w:r>
+            <w:r>
+              <w:rPr>
+                <w:iCs/>
+                <w:sz w:val="28"/>
+                <w:szCs w:val="28"/>
+              </w:rPr>
+              <w:t>.07.2</w:t>
             </w:r>
             <w:r>
               <w:rPr>
@@ -3296,7 +3140,7 @@
                 <w:sz w:val="28"/>
                 <w:szCs w:val="28"/>
               </w:rPr>
-              <w:t>1</w:t>
+              <w:t>5</w:t>
             </w:r>
           </w:p>
         </w:tc>
@@ -3328,31 +3172,15 @@
                 <w:sz w:val="28"/>
                 <w:szCs w:val="28"/>
               </w:rPr>
-              <w:t>26</w:t>
-            </w:r>
-            <w:r>
-              <w:rPr>
-                <w:iCs/>
-                <w:sz w:val="28"/>
-                <w:szCs w:val="28"/>
-              </w:rPr>
-              <w:t>.0</w:t>
-            </w:r>
-            <w:r>
-              <w:rPr>
-                <w:iCs/>
-                <w:sz w:val="28"/>
-                <w:szCs w:val="28"/>
-              </w:rPr>
-              <w:t>6</w:t>
-            </w:r>
-            <w:r>
-              <w:rPr>
-                <w:iCs/>
-                <w:sz w:val="28"/>
-                <w:szCs w:val="28"/>
-              </w:rPr>
-              <w:t>.2</w:t>
+              <w:t>04</w:t>
+            </w:r>
+            <w:r>
+              <w:rPr>
+                <w:iCs/>
+                <w:sz w:val="28"/>
+                <w:szCs w:val="28"/>
+              </w:rPr>
+              <w:t>.07.2</w:t>
             </w:r>
             <w:r>
               <w:rPr>
@@ -3389,31 +3217,15 @@
                 <w:sz w:val="28"/>
                 <w:szCs w:val="28"/>
               </w:rPr>
-              <w:t>26</w:t>
-            </w:r>
-            <w:r>
-              <w:rPr>
-                <w:iCs/>
-                <w:sz w:val="28"/>
-                <w:szCs w:val="28"/>
-              </w:rPr>
-              <w:t>.0</w:t>
-            </w:r>
-            <w:r>
-              <w:rPr>
-                <w:iCs/>
-                <w:sz w:val="28"/>
-                <w:szCs w:val="28"/>
-              </w:rPr>
-              <w:t>6</w:t>
-            </w:r>
-            <w:r>
-              <w:rPr>
-                <w:iCs/>
-                <w:sz w:val="28"/>
-                <w:szCs w:val="28"/>
-              </w:rPr>
-              <w:t>.2</w:t>
+              <w:t>05</w:t>
+            </w:r>
+            <w:r>
+              <w:rPr>
+                <w:iCs/>
+                <w:sz w:val="28"/>
+                <w:szCs w:val="28"/>
+              </w:rPr>
+              <w:t>.07.2</w:t>
             </w:r>
             <w:r>
               <w:rPr>
@@ -3543,7 +3355,7 @@
                 <w:sz w:val="28"/>
                 <w:szCs w:val="28"/>
               </w:rPr>
-              <w:t>4</w:t>
+              <w:t>10</w:t>
             </w:r>
           </w:p>
         </w:tc>
@@ -3575,31 +3387,15 @@
                 <w:sz w:val="28"/>
                 <w:szCs w:val="28"/>
               </w:rPr>
-              <w:t>26</w:t>
-            </w:r>
-            <w:r>
-              <w:rPr>
-                <w:iCs/>
-                <w:sz w:val="28"/>
-                <w:szCs w:val="28"/>
-              </w:rPr>
-              <w:t>.0</w:t>
-            </w:r>
-            <w:r>
-              <w:rPr>
-                <w:iCs/>
-                <w:sz w:val="28"/>
-                <w:szCs w:val="28"/>
-              </w:rPr>
-              <w:t>6</w:t>
-            </w:r>
-            <w:r>
-              <w:rPr>
-                <w:iCs/>
-                <w:sz w:val="28"/>
-                <w:szCs w:val="28"/>
-              </w:rPr>
-              <w:t>.2</w:t>
+              <w:t>05</w:t>
+            </w:r>
+            <w:r>
+              <w:rPr>
+                <w:iCs/>
+                <w:sz w:val="28"/>
+                <w:szCs w:val="28"/>
+              </w:rPr>
+              <w:t>.07.2</w:t>
             </w:r>
             <w:r>
               <w:rPr>
@@ -3644,31 +3440,15 @@
                 <w:sz w:val="28"/>
                 <w:szCs w:val="28"/>
               </w:rPr>
-              <w:t>27</w:t>
-            </w:r>
-            <w:r>
-              <w:rPr>
-                <w:iCs/>
-                <w:sz w:val="28"/>
-                <w:szCs w:val="28"/>
-              </w:rPr>
-              <w:t>.0</w:t>
-            </w:r>
-            <w:r>
-              <w:rPr>
-                <w:iCs/>
-                <w:sz w:val="28"/>
-                <w:szCs w:val="28"/>
-              </w:rPr>
-              <w:t>6</w:t>
-            </w:r>
-            <w:r>
-              <w:rPr>
-                <w:iCs/>
-                <w:sz w:val="28"/>
-                <w:szCs w:val="28"/>
-              </w:rPr>
-              <w:t>.2</w:t>
+              <w:t>08</w:t>
+            </w:r>
+            <w:r>
+              <w:rPr>
+                <w:iCs/>
+                <w:sz w:val="28"/>
+                <w:szCs w:val="28"/>
+              </w:rPr>
+              <w:t>.07.2</w:t>
             </w:r>
             <w:r>
               <w:rPr>
@@ -3798,7 +3578,7 @@
                 <w:sz w:val="28"/>
                 <w:szCs w:val="28"/>
               </w:rPr>
-              <w:t>5</w:t>
+              <w:t>15</w:t>
             </w:r>
           </w:p>
         </w:tc>
@@ -3830,31 +3610,15 @@
                 <w:sz w:val="28"/>
                 <w:szCs w:val="28"/>
               </w:rPr>
-              <w:t>27</w:t>
-            </w:r>
-            <w:r>
-              <w:rPr>
-                <w:iCs/>
-                <w:sz w:val="28"/>
-                <w:szCs w:val="28"/>
-              </w:rPr>
-              <w:t>.0</w:t>
-            </w:r>
-            <w:r>
-              <w:rPr>
-                <w:iCs/>
-                <w:sz w:val="28"/>
-                <w:szCs w:val="28"/>
-              </w:rPr>
-              <w:t>6</w:t>
-            </w:r>
-            <w:r>
-              <w:rPr>
-                <w:iCs/>
-                <w:sz w:val="28"/>
-                <w:szCs w:val="28"/>
-              </w:rPr>
-              <w:t>.2</w:t>
+              <w:t>05</w:t>
+            </w:r>
+            <w:r>
+              <w:rPr>
+                <w:iCs/>
+                <w:sz w:val="28"/>
+                <w:szCs w:val="28"/>
+              </w:rPr>
+              <w:t>.07.2</w:t>
             </w:r>
             <w:r>
               <w:rPr>
@@ -3891,31 +3655,23 @@
                 <w:sz w:val="28"/>
                 <w:szCs w:val="28"/>
               </w:rPr>
-              <w:t>28</w:t>
-            </w:r>
-            <w:r>
-              <w:rPr>
-                <w:iCs/>
-                <w:sz w:val="28"/>
-                <w:szCs w:val="28"/>
-              </w:rPr>
-              <w:t>.0</w:t>
-            </w:r>
-            <w:r>
-              <w:rPr>
-                <w:iCs/>
-                <w:sz w:val="28"/>
-                <w:szCs w:val="28"/>
-              </w:rPr>
-              <w:t>6</w:t>
-            </w:r>
-            <w:r>
-              <w:rPr>
-                <w:iCs/>
-                <w:sz w:val="28"/>
-                <w:szCs w:val="28"/>
-              </w:rPr>
-              <w:t>.202</w:t>
+              <w:t>0</w:t>
+            </w:r>
+            <w:r>
+              <w:rPr>
+                <w:iCs/>
+                <w:sz w:val="28"/>
+                <w:szCs w:val="28"/>
+              </w:rPr>
+              <w:t>7</w:t>
+            </w:r>
+            <w:r>
+              <w:rPr>
+                <w:iCs/>
+                <w:sz w:val="28"/>
+                <w:szCs w:val="28"/>
+              </w:rPr>
+              <w:t>.07.202</w:t>
             </w:r>
             <w:r>
               <w:rPr>
@@ -4039,7 +3795,7 @@
                 <w:sz w:val="28"/>
                 <w:szCs w:val="28"/>
               </w:rPr>
-              <w:t>21</w:t>
+              <w:t>108</w:t>
             </w:r>
           </w:p>
         </w:tc>
@@ -4198,16 +3954,14 @@
         </w:rPr>
         <w:t xml:space="preserve">ПЕНЗЕНСКИЙ </w:t>
       </w:r>
-      <w:proofErr w:type="gramStart"/>
       <w:r>
         <w:rPr>
           <w:rFonts w:ascii="Times New Roman" w:hAnsi="Times New Roman"/>
           <w:sz w:val="24"/>
           <w:szCs w:val="24"/>
         </w:rPr>
-        <w:t>ГОСУДАРСТВЕННЫЙ  УНИВЕРСИТЕТ</w:t>
-      </w:r>
-      <w:proofErr w:type="gramEnd"/>
+        <w:t>ГОСУДАРСТВЕННЫЙ УНИВЕРСИТЕТ</w:t>
+      </w:r>
     </w:p>
     <w:p>
       <w:pPr>
@@ -4392,7 +4146,15 @@
           <w:sz w:val="26"/>
           <w:szCs w:val="26"/>
         </w:rPr>
-        <w:t>2024</w:t>
+        <w:t>202</w:t>
+      </w:r>
+      <w:r>
+        <w:rPr>
+          <w:rFonts w:ascii="Times New Roman" w:hAnsi="Times New Roman"/>
+          <w:sz w:val="26"/>
+          <w:szCs w:val="26"/>
+        </w:rPr>
+        <w:t>5</w:t>
       </w:r>
       <w:r>
         <w:rPr>
@@ -4408,7 +4170,7 @@
           <w:sz w:val="26"/>
           <w:szCs w:val="26"/>
         </w:rPr>
-        <w:t>5</w:t>
+        <w:t>6</w:t>
       </w:r>
       <w:r>
         <w:rPr>
@@ -4429,24 +4191,24 @@
         <w:outlineLvl w:val="0"/>
         <w:rPr>
           <w:rFonts w:ascii="Times New Roman" w:hAnsi="Times New Roman"/>
-          <w:sz w:val="24"/>
-          <w:szCs w:val="24"/>
-        </w:rPr>
-      </w:pPr>
-      <w:r>
-        <w:rPr>
-          <w:rFonts w:ascii="Times New Roman" w:hAnsi="Times New Roman"/>
-          <w:sz w:val="26"/>
-          <w:szCs w:val="26"/>
-          <w:u w:val="single"/>
-        </w:rPr>
-        <w:t>                                               </w:t>
-      </w:r>
-      <w:r>
-        <w:rPr>
-          <w:rFonts w:ascii="Times New Roman" w:hAnsi="Times New Roman"/>
-          <w:sz w:val="24"/>
-          <w:szCs w:val="24"/>
+          <w:sz w:val="26"/>
+          <w:szCs w:val="26"/>
+        </w:rPr>
+      </w:pPr>
+      <w:r>
+        <w:rPr>
+          <w:rFonts w:ascii="Times New Roman" w:hAnsi="Times New Roman"/>
+          <w:sz w:val="26"/>
+          <w:szCs w:val="26"/>
+          <w:u w:val="single"/>
+        </w:rPr>
+        <w:t>                                              </w:t>
+      </w:r>
+      <w:r>
+        <w:rPr>
+          <w:rFonts w:ascii="Times New Roman" w:hAnsi="Times New Roman"/>
+          <w:sz w:val="26"/>
+          <w:szCs w:val="26"/>
           <w:u w:val="single"/>
         </w:rPr>
         <w:t>Малышев Николай Дмитриевич</w:t>
@@ -4454,11 +4216,11 @@
       <w:r>
         <w:rPr>
           <w:rFonts w:ascii="Times New Roman" w:hAnsi="Times New Roman"/>
-          <w:sz w:val="24"/>
-          <w:szCs w:val="24"/>
-          <w:u w:val="single"/>
-        </w:rPr>
-        <w:t xml:space="preserve">                                             </w:t>
+          <w:sz w:val="26"/>
+          <w:szCs w:val="26"/>
+          <w:u w:val="single"/>
+        </w:rPr>
+        <w:t>                                            </w:t>
       </w:r>
     </w:p>
     <w:p>
@@ -4797,7 +4559,6 @@
           <w:rFonts w:ascii="Times New Roman" w:hAnsi="Times New Roman"/>
           <w:sz w:val="26"/>
           <w:szCs w:val="26"/>
-          <w:u w:val="single"/>
         </w:rPr>
         <w:t>Малышев Николай Дмитриевич</w:t>
       </w:r>
@@ -4807,23 +4568,7 @@
           <w:sz w:val="26"/>
           <w:szCs w:val="26"/>
         </w:rPr>
-        <w:t xml:space="preserve"> </w:t>
-      </w:r>
-      <w:r>
-        <w:rPr>
-          <w:rFonts w:ascii="Times New Roman" w:hAnsi="Times New Roman"/>
-          <w:sz w:val="26"/>
-          <w:szCs w:val="26"/>
-        </w:rPr>
-        <w:t>в</w:t>
-      </w:r>
-      <w:r>
-        <w:rPr>
-          <w:rFonts w:ascii="Times New Roman" w:hAnsi="Times New Roman"/>
-          <w:sz w:val="26"/>
-          <w:szCs w:val="26"/>
-        </w:rPr>
-        <w:t xml:space="preserve"> процессе прохождения практики занимался подготовкой и оформлением общего отчёта по проекту. Выполнял сбор и объединение материалов, полученных от участников команды, приводил документ к единому стилю оформления и проверял его соответствие требованиям</w:t>
+        <w:t xml:space="preserve"> в процессе прохождения практики занимался подготовкой и оформлением общего отчёта по проекту. Выполнял сбор и объединение материалов, полученных от участников команды, приводил документ к единому стилю оформления и проверял его соответствие требованиям</w:t>
       </w:r>
       <w:r>
         <w:rPr>
@@ -4839,7 +4584,15 @@
           <w:sz w:val="26"/>
           <w:szCs w:val="26"/>
         </w:rPr>
-        <w:t>оддерживал постоянную связь с курирующим магистром, согласовывал вносимые изменения, уточнял требования к содержанию и оформлению отчёта.</w:t>
+        <w:t>оддерживал постоянную связь с курирующим магистром, согласовывал вносимые изменения, уточнял требования к содержанию и оформлению отчёта</w:t>
+      </w:r>
+      <w:r>
+        <w:rPr>
+          <w:rFonts w:ascii="Times New Roman" w:hAnsi="Times New Roman"/>
+          <w:sz w:val="26"/>
+          <w:szCs w:val="26"/>
+        </w:rPr>
+        <w:t>.</w:t>
       </w:r>
     </w:p>
     <w:p>
@@ -4875,6 +4628,89 @@
           <w:szCs w:val="26"/>
         </w:rPr>
       </w:pPr>
+      <w:r>
+        <w:rPr>
+          <w:rFonts w:ascii="Times New Roman" w:hAnsi="Times New Roman"/>
+          <w:sz w:val="26"/>
+          <w:szCs w:val="26"/>
+        </w:rPr>
+        <w:t xml:space="preserve">Бакалавр         </w:t>
+      </w:r>
+      <w:r>
+        <w:rPr>
+          <w:rFonts w:ascii="Times New Roman" w:hAnsi="Times New Roman"/>
+          <w:sz w:val="26"/>
+          <w:szCs w:val="26"/>
+        </w:rPr>
+        <w:t xml:space="preserve">  </w:t>
+      </w:r>
+      <w:r>
+        <w:rPr>
+          <w:rFonts w:ascii="Times New Roman" w:hAnsi="Times New Roman"/>
+          <w:sz w:val="26"/>
+          <w:szCs w:val="26"/>
+          <w:u w:val="single"/>
+        </w:rPr>
+        <w:t>Малышев Н.Д.</w:t>
+      </w:r>
+      <w:r>
+        <w:rPr>
+          <w:rFonts w:ascii="Times New Roman" w:hAnsi="Times New Roman"/>
+          <w:sz w:val="26"/>
+          <w:szCs w:val="26"/>
+        </w:rPr>
+        <w:t xml:space="preserve">  </w:t>
+      </w:r>
+      <w:r>
+        <w:rPr>
+          <w:rFonts w:ascii="Times New Roman" w:hAnsi="Times New Roman"/>
+          <w:sz w:val="26"/>
+          <w:szCs w:val="26"/>
+        </w:rPr>
+        <w:t xml:space="preserve">  </w:t>
+      </w:r>
+      <w:r>
+        <w:rPr>
+          <w:rFonts w:ascii="Times New Roman" w:hAnsi="Times New Roman"/>
+          <w:sz w:val="26"/>
+          <w:szCs w:val="26"/>
+        </w:rPr>
+        <w:t xml:space="preserve"> ____________     "___" __________</w:t>
+      </w:r>
+      <w:proofErr w:type="gramStart"/>
+      <w:r>
+        <w:rPr>
+          <w:rFonts w:ascii="Times New Roman" w:hAnsi="Times New Roman"/>
+          <w:sz w:val="26"/>
+          <w:szCs w:val="26"/>
+        </w:rPr>
+        <w:t>_  20</w:t>
+      </w:r>
+      <w:r>
+        <w:rPr>
+          <w:rFonts w:ascii="Times New Roman" w:hAnsi="Times New Roman"/>
+          <w:sz w:val="26"/>
+          <w:szCs w:val="26"/>
+        </w:rPr>
+        <w:t>2</w:t>
+      </w:r>
+      <w:r>
+        <w:rPr>
+          <w:rFonts w:ascii="Times New Roman" w:hAnsi="Times New Roman"/>
+          <w:sz w:val="26"/>
+          <w:szCs w:val="26"/>
+        </w:rPr>
+        <w:t>6</w:t>
+      </w:r>
+      <w:proofErr w:type="gramEnd"/>
+      <w:r>
+        <w:rPr>
+          <w:rFonts w:ascii="Times New Roman" w:hAnsi="Times New Roman"/>
+          <w:sz w:val="26"/>
+          <w:szCs w:val="26"/>
+        </w:rPr>
+        <w:t xml:space="preserve"> г.   </w:t>
+      </w:r>
     </w:p>
     <w:p>
       <w:pPr>
@@ -4892,97 +4728,6 @@
           <w:szCs w:val="26"/>
         </w:rPr>
       </w:pPr>
-      <w:r>
-        <w:rPr>
-          <w:rFonts w:ascii="Times New Roman" w:hAnsi="Times New Roman"/>
-          <w:sz w:val="26"/>
-          <w:szCs w:val="26"/>
-        </w:rPr>
-        <w:t xml:space="preserve">Бакалавр         </w:t>
-      </w:r>
-      <w:r>
-        <w:rPr>
-          <w:rFonts w:ascii="Times New Roman" w:hAnsi="Times New Roman"/>
-          <w:sz w:val="26"/>
-          <w:szCs w:val="26"/>
-        </w:rPr>
-        <w:t xml:space="preserve">  </w:t>
-      </w:r>
-      <w:r>
-        <w:rPr>
-          <w:rFonts w:ascii="Times New Roman" w:hAnsi="Times New Roman"/>
-          <w:sz w:val="26"/>
-          <w:szCs w:val="26"/>
-          <w:u w:val="single"/>
-        </w:rPr>
-        <w:t>Малышев Н.Д</w:t>
-      </w:r>
-      <w:r>
-        <w:rPr>
-          <w:rFonts w:ascii="Times New Roman" w:hAnsi="Times New Roman"/>
-          <w:sz w:val="26"/>
-          <w:szCs w:val="26"/>
-        </w:rPr>
-        <w:t>.</w:t>
-      </w:r>
-      <w:r>
-        <w:rPr>
-          <w:rFonts w:ascii="Times New Roman" w:hAnsi="Times New Roman"/>
-          <w:sz w:val="26"/>
-          <w:szCs w:val="26"/>
-        </w:rPr>
-        <w:t xml:space="preserve">  </w:t>
-      </w:r>
-      <w:r>
-        <w:rPr>
-          <w:rFonts w:ascii="Times New Roman" w:hAnsi="Times New Roman"/>
-          <w:sz w:val="26"/>
-          <w:szCs w:val="26"/>
-        </w:rPr>
-        <w:t xml:space="preserve">  </w:t>
-      </w:r>
-      <w:r>
-        <w:rPr>
-          <w:rFonts w:ascii="Times New Roman" w:hAnsi="Times New Roman"/>
-          <w:sz w:val="26"/>
-          <w:szCs w:val="26"/>
-        </w:rPr>
-        <w:t xml:space="preserve"> ____________     "___" __________</w:t>
-      </w:r>
-      <w:proofErr w:type="gramStart"/>
-      <w:r>
-        <w:rPr>
-          <w:rFonts w:ascii="Times New Roman" w:hAnsi="Times New Roman"/>
-          <w:sz w:val="26"/>
-          <w:szCs w:val="26"/>
-        </w:rPr>
-        <w:t>_  20</w:t>
-      </w:r>
-      <w:r>
-        <w:rPr>
-          <w:rFonts w:ascii="Times New Roman" w:hAnsi="Times New Roman"/>
-          <w:sz w:val="26"/>
-          <w:szCs w:val="26"/>
-        </w:rPr>
-        <w:t>2</w:t>
-      </w:r>
-      <w:r>
-        <w:rPr>
-          <w:rFonts w:ascii="Times New Roman" w:hAnsi="Times New Roman"/>
-          <w:sz w:val="26"/>
-          <w:szCs w:val="26"/>
-        </w:rPr>
-        <w:t>6</w:t>
-      </w:r>
-      <w:proofErr w:type="gramEnd"/>
-      <w:r>
-        <w:rPr>
-          <w:rFonts w:ascii="Times New Roman" w:hAnsi="Times New Roman"/>
-          <w:sz w:val="26"/>
-          <w:szCs w:val="26"/>
-        </w:rPr>
-        <w:t xml:space="preserve"> г.   </w:t>
-      </w:r>
     </w:p>
     <w:p>
       <w:pPr>
@@ -5000,6 +4745,81 @@
           <w:szCs w:val="26"/>
         </w:rPr>
       </w:pPr>
+      <w:r>
+        <w:rPr>
+          <w:rFonts w:ascii="Times New Roman" w:hAnsi="Times New Roman"/>
+          <w:sz w:val="26"/>
+          <w:szCs w:val="26"/>
+        </w:rPr>
+        <w:t xml:space="preserve">Руководитель   </w:t>
+      </w:r>
+      <w:r>
+        <w:rPr>
+          <w:rFonts w:ascii="Times New Roman" w:hAnsi="Times New Roman"/>
+          <w:sz w:val="26"/>
+          <w:szCs w:val="26"/>
+          <w:u w:val="single"/>
+        </w:rPr>
+        <w:t>Зинкин С.А.</w:t>
+      </w:r>
+      <w:r>
+        <w:rPr>
+          <w:rFonts w:ascii="Times New Roman" w:hAnsi="Times New Roman"/>
+          <w:sz w:val="26"/>
+          <w:szCs w:val="26"/>
+        </w:rPr>
+        <w:t xml:space="preserve"> __________</w:t>
+      </w:r>
+      <w:r>
+        <w:rPr>
+          <w:rFonts w:ascii="Times New Roman" w:hAnsi="Times New Roman"/>
+          <w:sz w:val="26"/>
+          <w:szCs w:val="26"/>
+        </w:rPr>
+        <w:t>_</w:t>
+      </w:r>
+      <w:r>
+        <w:rPr>
+          <w:rFonts w:ascii="Times New Roman" w:hAnsi="Times New Roman"/>
+          <w:sz w:val="26"/>
+          <w:szCs w:val="26"/>
+        </w:rPr>
+        <w:t>_     "___" __________</w:t>
+      </w:r>
+      <w:proofErr w:type="gramStart"/>
+      <w:r>
+        <w:rPr>
+          <w:rFonts w:ascii="Times New Roman" w:hAnsi="Times New Roman"/>
+          <w:sz w:val="26"/>
+          <w:szCs w:val="26"/>
+        </w:rPr>
+        <w:t>_  20</w:t>
+      </w:r>
+      <w:r>
+        <w:rPr>
+          <w:rFonts w:ascii="Times New Roman" w:hAnsi="Times New Roman"/>
+          <w:sz w:val="26"/>
+          <w:szCs w:val="26"/>
+        </w:rPr>
+        <w:t>2</w:t>
+      </w:r>
+      <w:r>
+        <w:rPr>
+          <w:rFonts w:ascii="Times New Roman" w:hAnsi="Times New Roman"/>
+          <w:sz w:val="26"/>
+          <w:szCs w:val="26"/>
+        </w:rPr>
+        <w:t>6</w:t>
+      </w:r>
+      <w:proofErr w:type="gramEnd"/>
+      <w:r>
+        <w:rPr>
+          <w:rFonts w:ascii="Times New Roman" w:hAnsi="Times New Roman"/>
+          <w:sz w:val="26"/>
+          <w:szCs w:val="26"/>
+        </w:rPr>
+        <w:t xml:space="preserve"> г.   </w:t>
+      </w:r>
     </w:p>
     <w:p>
       <w:pPr>
@@ -5023,92 +4843,7 @@
           <w:sz w:val="26"/>
           <w:szCs w:val="26"/>
         </w:rPr>
-        <w:t xml:space="preserve">Руководитель   </w:t>
-      </w:r>
-      <w:r>
-        <w:rPr>
-          <w:rFonts w:ascii="Times New Roman" w:hAnsi="Times New Roman"/>
-          <w:sz w:val="26"/>
-          <w:szCs w:val="26"/>
-          <w:u w:val="single"/>
-        </w:rPr>
-        <w:t>Карамышева</w:t>
-      </w:r>
-      <w:r>
-        <w:rPr>
-          <w:rFonts w:ascii="Times New Roman" w:hAnsi="Times New Roman"/>
-          <w:sz w:val="26"/>
-          <w:szCs w:val="26"/>
-          <w:u w:val="single"/>
-        </w:rPr>
-        <w:t xml:space="preserve"> Н.С</w:t>
-      </w:r>
-      <w:r>
-        <w:rPr>
-          <w:rFonts w:ascii="Times New Roman" w:hAnsi="Times New Roman"/>
-          <w:sz w:val="26"/>
-          <w:szCs w:val="26"/>
-          <w:u w:val="single"/>
-        </w:rPr>
-        <w:t>.</w:t>
-      </w:r>
-      <w:r>
-        <w:rPr>
-          <w:rFonts w:ascii="Times New Roman" w:hAnsi="Times New Roman"/>
-          <w:sz w:val="26"/>
-          <w:szCs w:val="26"/>
-        </w:rPr>
-        <w:t xml:space="preserve"> __________</w:t>
-      </w:r>
-      <w:r>
-        <w:rPr>
-          <w:rFonts w:ascii="Times New Roman" w:hAnsi="Times New Roman"/>
-          <w:sz w:val="26"/>
-          <w:szCs w:val="26"/>
-        </w:rPr>
-        <w:t>_</w:t>
-      </w:r>
-      <w:r>
-        <w:rPr>
-          <w:rFonts w:ascii="Times New Roman" w:hAnsi="Times New Roman"/>
-          <w:sz w:val="26"/>
-          <w:szCs w:val="26"/>
-        </w:rPr>
-        <w:t>_     "___" __________</w:t>
-      </w:r>
-      <w:proofErr w:type="gramStart"/>
-      <w:r>
-        <w:rPr>
-          <w:rFonts w:ascii="Times New Roman" w:hAnsi="Times New Roman"/>
-          <w:sz w:val="26"/>
-          <w:szCs w:val="26"/>
-        </w:rPr>
-        <w:t>_  20</w:t>
-      </w:r>
-      <w:r>
-        <w:rPr>
-          <w:rFonts w:ascii="Times New Roman" w:hAnsi="Times New Roman"/>
-          <w:sz w:val="26"/>
-          <w:szCs w:val="26"/>
-        </w:rPr>
-        <w:t>2</w:t>
-      </w:r>
-      <w:r>
-        <w:rPr>
-          <w:rFonts w:ascii="Times New Roman" w:hAnsi="Times New Roman"/>
-          <w:sz w:val="26"/>
-          <w:szCs w:val="26"/>
-        </w:rPr>
-        <w:t>6</w:t>
-      </w:r>
-      <w:proofErr w:type="gramEnd"/>
-      <w:r>
-        <w:rPr>
-          <w:rFonts w:ascii="Times New Roman" w:hAnsi="Times New Roman"/>
-          <w:sz w:val="26"/>
-          <w:szCs w:val="26"/>
-        </w:rPr>
-        <w:t xml:space="preserve"> г.   </w:t>
+        <w:t xml:space="preserve">практики   </w:t>
       </w:r>
     </w:p>
     <w:p>
@@ -5127,14 +4862,6 @@
           <w:szCs w:val="26"/>
         </w:rPr>
       </w:pPr>
-      <w:r>
-        <w:rPr>
-          <w:rFonts w:ascii="Times New Roman" w:hAnsi="Times New Roman"/>
-          <w:sz w:val="26"/>
-          <w:szCs w:val="26"/>
-        </w:rPr>
-        <w:t xml:space="preserve">практики   </w:t>
-      </w:r>
     </w:p>
     <w:p>
       <w:pPr>
@@ -5295,16 +5022,14 @@
         </w:rPr>
         <w:t xml:space="preserve">ПЕНЗЕНСКИЙ </w:t>
       </w:r>
-      <w:proofErr w:type="gramStart"/>
       <w:r>
         <w:rPr>
           <w:rFonts w:ascii="Times New Roman" w:hAnsi="Times New Roman"/>
           <w:sz w:val="24"/>
           <w:szCs w:val="24"/>
         </w:rPr>
-        <w:t>ГОСУДАРСТВЕННЫЙ  УНИВЕРСИТЕТ</w:t>
-      </w:r>
-      <w:proofErr w:type="gramEnd"/>
+        <w:t>ГОСУДАРСТВЕННЫЙ УНИВЕРСИТЕТ</w:t>
+      </w:r>
     </w:p>
     <w:p>
       <w:pPr>
@@ -5480,7 +5205,7 @@
           <w:sz w:val="26"/>
           <w:szCs w:val="26"/>
         </w:rPr>
-        <w:t>4</w:t>
+        <w:t>5</w:t>
       </w:r>
       <w:r>
         <w:rPr>
@@ -5496,7 +5221,7 @@
           <w:sz w:val="26"/>
           <w:szCs w:val="26"/>
         </w:rPr>
-        <w:t>5</w:t>
+        <w:t>6</w:t>
       </w:r>
       <w:r>
         <w:rPr>
@@ -5517,24 +5242,24 @@
         <w:outlineLvl w:val="0"/>
         <w:rPr>
           <w:rFonts w:ascii="Times New Roman" w:hAnsi="Times New Roman"/>
-          <w:sz w:val="24"/>
-          <w:szCs w:val="24"/>
-        </w:rPr>
-      </w:pPr>
-      <w:r>
-        <w:rPr>
-          <w:rFonts w:ascii="Times New Roman" w:hAnsi="Times New Roman"/>
-          <w:sz w:val="26"/>
-          <w:szCs w:val="26"/>
-          <w:u w:val="single"/>
-        </w:rPr>
-        <w:t>                                               </w:t>
-      </w:r>
-      <w:r>
-        <w:rPr>
-          <w:rFonts w:ascii="Times New Roman" w:hAnsi="Times New Roman"/>
-          <w:sz w:val="24"/>
-          <w:szCs w:val="24"/>
+          <w:sz w:val="26"/>
+          <w:szCs w:val="26"/>
+        </w:rPr>
+      </w:pPr>
+      <w:r>
+        <w:rPr>
+          <w:rFonts w:ascii="Times New Roman" w:hAnsi="Times New Roman"/>
+          <w:sz w:val="26"/>
+          <w:szCs w:val="26"/>
+          <w:u w:val="single"/>
+        </w:rPr>
+        <w:t>                                              </w:t>
+      </w:r>
+      <w:r>
+        <w:rPr>
+          <w:rFonts w:ascii="Times New Roman" w:hAnsi="Times New Roman"/>
+          <w:sz w:val="26"/>
+          <w:szCs w:val="26"/>
           <w:u w:val="single"/>
         </w:rPr>
         <w:t>Малышев Николай Дмитриевич</w:t>
@@ -5542,11 +5267,11 @@
       <w:r>
         <w:rPr>
           <w:rFonts w:ascii="Times New Roman" w:hAnsi="Times New Roman"/>
-          <w:sz w:val="24"/>
-          <w:szCs w:val="24"/>
-          <w:u w:val="single"/>
-        </w:rPr>
-        <w:t xml:space="preserve">                                             </w:t>
+          <w:sz w:val="26"/>
+          <w:szCs w:val="26"/>
+          <w:u w:val="single"/>
+        </w:rPr>
+        <w:t>                                            </w:t>
       </w:r>
     </w:p>
     <w:p>
@@ -5869,7 +5594,15 @@
           <w:sz w:val="26"/>
           <w:szCs w:val="26"/>
         </w:rPr>
-        <w:t xml:space="preserve">За время прохождения практики были приобретены навыки подготовки технической документации, организации совместной работы над проектом и взаимодействия с участниками команды. </w:t>
+        <w:t>Во</w:t>
+      </w:r>
+      <w:r>
+        <w:rPr>
+          <w:rFonts w:ascii="Times New Roman" w:hAnsi="Times New Roman"/>
+          <w:sz w:val="26"/>
+          <w:szCs w:val="26"/>
+        </w:rPr>
+        <w:t xml:space="preserve"> время прохождения практики были приобретены навыки подготовки технической документации, организации совместной работы над проектом и взаимодействия с участниками команды. </w:t>
       </w:r>
       <w:r>
         <w:rPr>
@@ -5910,23 +5643,7 @@
           <w:sz w:val="26"/>
           <w:szCs w:val="26"/>
         </w:rPr>
-        <w:t xml:space="preserve">За выполнение работы </w:t>
-      </w:r>
-      <w:r>
-        <w:rPr>
-          <w:rFonts w:ascii="Times New Roman" w:hAnsi="Times New Roman"/>
-          <w:sz w:val="26"/>
-          <w:szCs w:val="26"/>
-        </w:rPr>
-        <w:t>Малышев Н.Д.</w:t>
-      </w:r>
-      <w:r>
-        <w:rPr>
-          <w:rFonts w:ascii="Times New Roman" w:hAnsi="Times New Roman"/>
-          <w:sz w:val="26"/>
-          <w:szCs w:val="26"/>
-        </w:rPr>
-        <w:t xml:space="preserve"> заслуживает оценки «______».</w:t>
+        <w:t>За выполнение работы Малышев Н.Д. заслуживает оценки «______».</w:t>
       </w:r>
     </w:p>
     <w:p>
@@ -5999,34 +5716,7 @@
           <w:szCs w:val="26"/>
           <w:u w:val="single"/>
         </w:rPr>
-        <w:t xml:space="preserve">д.т.н., профессор, </w:t>
-      </w:r>
-      <w:r>
-        <w:rPr>
-          <w:rFonts w:ascii="Times New Roman" w:hAnsi="Times New Roman"/>
-          <w:sz w:val="26"/>
-          <w:szCs w:val="26"/>
-          <w:u w:val="single"/>
-        </w:rPr>
-        <w:t>Карамышева</w:t>
-      </w:r>
-      <w:r>
-        <w:rPr>
-          <w:rFonts w:ascii="Times New Roman" w:hAnsi="Times New Roman"/>
-          <w:sz w:val="26"/>
-          <w:szCs w:val="26"/>
-          <w:u w:val="single"/>
-        </w:rPr>
-        <w:t xml:space="preserve"> Н.С</w:t>
-      </w:r>
-      <w:r>
-        <w:rPr>
-          <w:rFonts w:ascii="Times New Roman" w:hAnsi="Times New Roman"/>
-          <w:sz w:val="26"/>
-          <w:szCs w:val="26"/>
-          <w:u w:val="single"/>
-        </w:rPr>
-        <w:t>.</w:t>
+        <w:t>д.т.н., профессор, Зинкин С.А.</w:t>
       </w:r>
       <w:r>
         <w:rPr>
@@ -6037,7 +5727,6 @@
         </w:rPr>
         <w:t xml:space="preserve"> </w:t>
       </w:r>
-      <w:proofErr w:type="gramStart"/>
       <w:r>
         <w:rPr>
           <w:rFonts w:ascii="Times New Roman" w:hAnsi="Times New Roman"/>
@@ -6063,9 +5752,8 @@
           <w:szCs w:val="26"/>
           <w:u w:val="single"/>
         </w:rPr>
-        <w:t xml:space="preserve"> </w:t>
-      </w:r>
-      <w:proofErr w:type="gramEnd"/>
+        <w:t xml:space="preserve">  </w:t>
+      </w:r>
       <w:r>
         <w:rPr>
           <w:rFonts w:ascii="Times New Roman" w:hAnsi="Times New Roman"/>
@@ -6536,16 +6224,16 @@
       </w:rPr>
     </w:lvl>
   </w:abstractNum>
-  <w:num w:numId="1" w16cid:durableId="864489348">
+  <w:num w:numId="1" w16cid:durableId="289480795">
     <w:abstractNumId w:val="3"/>
   </w:num>
-  <w:num w:numId="2" w16cid:durableId="1649557590">
+  <w:num w:numId="2" w16cid:durableId="1282419185">
     <w:abstractNumId w:val="1"/>
   </w:num>
-  <w:num w:numId="3" w16cid:durableId="1971596481">
+  <w:num w:numId="3" w16cid:durableId="392243571">
     <w:abstractNumId w:val="2"/>
   </w:num>
-  <w:num w:numId="4" w16cid:durableId="2010056300">
+  <w:num w:numId="4" w16cid:durableId="1147012657">
     <w:abstractNumId w:val="0"/>
   </w:num>
 </w:numbering>
@@ -7005,6 +6693,7 @@
   <w:style w:type="character" w:default="1" w:styleId="a0">
     <w:name w:val="Default Paragraph Font"/>
     <w:uiPriority w:val="1"/>
+    <w:semiHidden/>
     <w:unhideWhenUsed/>
   </w:style>
   <w:style w:type="table" w:default="1" w:styleId="a1">
@@ -7520,7 +7209,7 @@
 </file>
 
 <file path=customXml/itemProps1.xml><?xml version="1.0" encoding="utf-8"?>
-<ds:datastoreItem xmlns:ds="http://schemas.openxmlformats.org/officeDocument/2006/customXml" ds:itemID="{4A769556-CC4C-444E-8BFF-C810B85056CE}">
+<ds:datastoreItem xmlns:ds="http://schemas.openxmlformats.org/officeDocument/2006/customXml" ds:itemID="{ECB702D4-7664-480E-9404-7D4E7E3BCAD7}">
   <ds:schemaRefs>
     <ds:schemaRef ds:uri="http://schemas.openxmlformats.org/officeDocument/2006/bibliography"/>
   </ds:schemaRefs>
